--- a/testakten/robotikrecht-roboterflotte-vellbruck-muenchen/43_vorstandsmemo_risikooptionen.docx
+++ b/testakten/robotikrecht-roboterflotte-vellbruck-muenchen/43_vorstandsmemo_risikooptionen.docx
@@ -37,7 +37,7 @@
         <w:jc w:val="left"/>
       </w:pPr>
       <w:r>
-        <w:t>Dieses Aktenstück betrifft Optionen, Kosten, Entscheidungen. Es ist nicht abschließend freigegeben. Die technische Seite spricht in Versionen, Tickets und Parametern; die rechtliche Seite muss daraus Rollen, Zweckbestimmung, Pflichtenkreis und Beweisrisiko bilden.</w:t>
+        <w:t>Dieses Memo stellt der Geschäftsführung die strategischen Optionen für die nächsten 90 Tage gegenüber: begrenzte Field Action, erweiterter Rückruf oder Pilotstopp. Es quantifiziert Kosten und Folgerisiken je Option.</w:t>
       </w:r>
     </w:p>
     <w:p>
@@ -56,13 +56,7 @@
         <w:pStyle w:val="ListBullet"/>
       </w:pPr>
       <w:r>
-        <w:rPr>
-          <w:b/>
-        </w:rPr>
-        <w:t>Optionen:</w:t>
-      </w:r>
-      <w:r>
-        <w:t xml:space="preserve"> Die Akte enthält hierzu widersprüchliche Hinweise. Für die rechtliche Bewertung muss geklärt werden, ob die Aussage aus Vertrag, Anleitung, Produktakte, Marketing, Logdaten oder nachträglicher Krisenkommunikation stammt.</w:t>
+        <w:t>Optionen: Option A ist verhältnismäßig, solange der Reproduktionstest keinen produktseitigen Fehler zeigt; ein positiver Reproduktionsbefund kippt die Abwägung zu Option B.</w:t>
       </w:r>
     </w:p>
     <w:p>
@@ -70,13 +64,7 @@
         <w:pStyle w:val="ListBullet"/>
       </w:pPr>
       <w:r>
-        <w:rPr>
-          <w:b/>
-        </w:rPr>
-        <w:t>Kosten:</w:t>
-      </w:r>
-      <w:r>
-        <w:t xml:space="preserve"> Die Akte enthält hierzu widersprüchliche Hinweise. Für die rechtliche Bewertung muss geklärt werden, ob die Aussage aus Vertrag, Anleitung, Produktakte, Marketing, Logdaten oder nachträglicher Krisenkommunikation stammt.</w:t>
+        <w:t>Kosten: Die Schätzungen enthalten Forensik, Validierung, Vor-Ort-Einsätze und Kundenkompensationen; nicht enthalten sind Umsatzrisiken aus Kündigungen.</w:t>
       </w:r>
     </w:p>
     <w:p>
@@ -84,13 +72,7 @@
         <w:pStyle w:val="ListBullet"/>
       </w:pPr>
       <w:r>
-        <w:rPr>
-          <w:b/>
-        </w:rPr>
-        <w:t>Entscheidungen:</w:t>
-      </w:r>
-      <w:r>
-        <w:t xml:space="preserve"> Die Akte enthält hierzu widersprüchliche Hinweise. Für die rechtliche Bewertung muss geklärt werden, ob die Aussage aus Vertrag, Anleitung, Produktakte, Marketing, Logdaten oder nachträglicher Krisenkommunikation stammt.</w:t>
+        <w:t>Entscheidungen: Zu entscheiden sind Option, Budgetfreigabe und Kommunikationszeitpunkt; die Entscheidung dokumentiert die Geschäftsführung förmlich.</w:t>
       </w:r>
     </w:p>
     <w:p>
@@ -109,7 +91,7 @@
         <w:jc w:val="left"/>
       </w:pPr>
       <w:r>
-        <w:t>Die Unterlage ist bewusst nicht glatt: Vertrieb, Technik, Datenschutz, Qualitätssicherung und Geschäftsführung verwenden nicht immer dieselben Produktnamen. Gerade daraus entsteht das juristische Problem, weil Zweckbestimmung, tatsächliche Nutzung, Werbeaussage und Updatepraxis auseinanderlaufen.</w:t>
+        <w:t>Option A (Field Action wie geplant) kostet nach Schätzung 380.000 EUR; Option B (Rückruf der Flottenkonfiguration mit Vor-Ort-Umrüstung) rund 1,9 Mio. EUR; Option C (zusätzlicher Stopp des AtlasCare-Piloten) gefährdet den Klinikrollout, senkt aber das Datenschutzrisiko auf null.</w:t>
       </w:r>
     </w:p>
     <w:p>
@@ -117,23 +99,7 @@
         <w:jc w:val="left"/>
       </w:pPr>
       <w:r>
-        <w:t>Für die rechtliche Bewertung müssen die technischen Annahmen jeweils mit der Produktakte abgeglichen werden. Eine Risikobeurteilung, die nur den Laborzustand beschreibt, trägt den Pilotbetrieb im Lager oder im Pflegezimmer nicht automatisch.</w:t>
-      </w:r>
-    </w:p>
-    <w:p>
-      <w:pPr>
-        <w:jc w:val="left"/>
-      </w:pPr>
-      <w:r>
-        <w:t>Die Akte enthält mehrere Spuren, die sich gegenseitig widersprechen: Der Betreiber spricht von einem autonomen Flottensystem, die CE-Unterlage von einem assistierten Transportmittel, die Marketingfolien von lernender Umgebungserkennung und die Bedienungsanleitung von festen Sicherheitszonen.</w:t>
-      </w:r>
-    </w:p>
-    <w:p>
-      <w:pPr>
-        <w:jc w:val="left"/>
-      </w:pPr>
-      <w:r>
-        <w:t>Die Kanzlei soll keine finale technische Konformität bescheinigen, sondern entscheiden, welche Unterlagen fehlen, welche Sofortmaßnahmen nötig sind und welche Aussagen gegenüber Behörde, Kunden, Versicherer und Betroffenen vertretbar sind.</w:t>
+        <w:t>Der Versicherer hat die Kostentragung für Option B nicht zugesagt; die Behörde hat bislang keine Maßnahme angeordnet.</w:t>
       </w:r>
     </w:p>
     <w:p>
@@ -152,10 +118,7 @@
         <w:pStyle w:val="Heading3"/>
       </w:pPr>
       <w:r>
-        <w:rPr>
-          <w:rFonts w:ascii="Times New Roman" w:hAnsi="Times New Roman"/>
-        </w:rPr>
-        <w:t>Punkt 1</w:t>
+        <w:t>Optionen</w:t>
       </w:r>
     </w:p>
     <w:p>
@@ -163,7 +126,15 @@
         <w:jc w:val="left"/>
       </w:pPr>
       <w:r>
-        <w:t>Im Gespräch mit Leonie Rottkamp, Bertram Kiendl und Jasper Rodenwald wurde deutlich, dass die Produktlinie nicht mit einer einzigen rechtlichen Schublade erfasst werden kann. Die Vellbruck Robotics GmbH liefert Hardware, Steuerungssoftware, Cloudfunktionen, Wartung und gelegentlich eine kundenspezifische Parametrisierung. Beim Betreiber Münchner Feinlogistik GmbH wurden Schutzfelder verändert, ohne dass klar ist, ob dies vom Admin-Panel gedeckt oder nur technisch möglich war. Der Pflegepilot im St.-Ludgerus-Klinikum München-Sendling verschärft die Lage, weil dort Sensorik, vulnerable Personen und medizinische Nähe zusammentreffen.</w:t>
+        <w:t>Die Entscheidung wird an den Reproduktionstest gekoppelt und bis zum 12.06.2026 getroffen; das Memo definiert den Kipppunkt ausdrücklich.</w:t>
+      </w:r>
+    </w:p>
+    <w:p>
+      <w:pPr>
+        <w:pStyle w:val="Heading3"/>
+      </w:pPr>
+      <w:r>
+        <w:t>Kosten</w:t>
       </w:r>
     </w:p>
     <w:p>
@@ -171,7 +142,7 @@
         <w:jc w:val="left"/>
       </w:pPr>
       <w:r>
-        <w:t>Für die anwaltliche Bearbeitung sollte zu diesem Punkt eine Belegspur angelegt werden: Dokument, Version, Datum, Verfasser, technische Quelle, rechtliche Relevanz und offene Rückfrage. Besonders gefährlich sind Formulierungen wie „selbstlernend“, „voll autonom“, „MDR-ready“, „sicher ohne Schutzzaun“ oder „keine personenbezogenen Daten“, wenn die technische Dokumentation das nicht trägt.</w:t>
+        <w:t>Die Umsatzrisiken werden je Kunde vom Vertrieb geschätzt und als Bandbreite ergänzt; die Rückstellungsfrage wird mit dem Abschlussprüfer vorabgestimmt.</w:t>
       </w:r>
     </w:p>
     <w:p>
@@ -179,10 +150,7 @@
         <w:pStyle w:val="Heading3"/>
       </w:pPr>
       <w:r>
-        <w:rPr>
-          <w:rFonts w:ascii="Times New Roman" w:hAnsi="Times New Roman"/>
-        </w:rPr>
-        <w:t>Punkt 2</w:t>
+        <w:t>Entscheidungen</w:t>
       </w:r>
     </w:p>
     <w:p>
@@ -190,150 +158,7 @@
         <w:jc w:val="left"/>
       </w:pPr>
       <w:r>
-        <w:t>Im Gespräch mit Leonie Rottkamp, Bertram Kiendl und Jasper Rodenwald wurde deutlich, dass die Produktlinie nicht mit einer einzigen rechtlichen Schublade erfasst werden kann. Die Vellbruck Robotics GmbH liefert Hardware, Steuerungssoftware, Cloudfunktionen, Wartung und gelegentlich eine kundenspezifische Parametrisierung. Beim Betreiber Münchner Feinlogistik GmbH wurden Schutzfelder verändert, ohne dass klar ist, ob dies vom Admin-Panel gedeckt oder nur technisch möglich war. Der Pflegepilot im St.-Ludgerus-Klinikum München-Sendling verschärft die Lage, weil dort Sensorik, vulnerable Personen und medizinische Nähe zusammentreffen.</w:t>
-      </w:r>
-    </w:p>
-    <w:p>
-      <w:pPr>
-        <w:jc w:val="left"/>
-      </w:pPr>
-      <w:r>
-        <w:t>Für die anwaltliche Bearbeitung sollte zu diesem Punkt eine Belegspur angelegt werden: Dokument, Version, Datum, Verfasser, technische Quelle, rechtliche Relevanz und offene Rückfrage. Besonders gefährlich sind Formulierungen wie „selbstlernend“, „voll autonom“, „MDR-ready“, „sicher ohne Schutzzaun“ oder „keine personenbezogenen Daten“, wenn die technische Dokumentation das nicht trägt.</w:t>
-      </w:r>
-    </w:p>
-    <w:p>
-      <w:pPr>
-        <w:pStyle w:val="Heading3"/>
-      </w:pPr>
-      <w:r>
-        <w:rPr>
-          <w:rFonts w:ascii="Times New Roman" w:hAnsi="Times New Roman"/>
-        </w:rPr>
-        <w:t>Punkt 3</w:t>
-      </w:r>
-    </w:p>
-    <w:p>
-      <w:pPr>
-        <w:jc w:val="left"/>
-      </w:pPr>
-      <w:r>
-        <w:t>Im Gespräch mit Leonie Rottkamp, Bertram Kiendl und Jasper Rodenwald wurde deutlich, dass die Produktlinie nicht mit einer einzigen rechtlichen Schublade erfasst werden kann. Die Vellbruck Robotics GmbH liefert Hardware, Steuerungssoftware, Cloudfunktionen, Wartung und gelegentlich eine kundenspezifische Parametrisierung. Beim Betreiber Münchner Feinlogistik GmbH wurden Schutzfelder verändert, ohne dass klar ist, ob dies vom Admin-Panel gedeckt oder nur technisch möglich war. Der Pflegepilot im St.-Ludgerus-Klinikum München-Sendling verschärft die Lage, weil dort Sensorik, vulnerable Personen und medizinische Nähe zusammentreffen.</w:t>
-      </w:r>
-    </w:p>
-    <w:p>
-      <w:pPr>
-        <w:jc w:val="left"/>
-      </w:pPr>
-      <w:r>
-        <w:t>Für die anwaltliche Bearbeitung sollte zu diesem Punkt eine Belegspur angelegt werden: Dokument, Version, Datum, Verfasser, technische Quelle, rechtliche Relevanz und offene Rückfrage. Besonders gefährlich sind Formulierungen wie „selbstlernend“, „voll autonom“, „MDR-ready“, „sicher ohne Schutzzaun“ oder „keine personenbezogenen Daten“, wenn die technische Dokumentation das nicht trägt.</w:t>
-      </w:r>
-    </w:p>
-    <w:p>
-      <w:pPr>
-        <w:pStyle w:val="Heading3"/>
-      </w:pPr>
-      <w:r>
-        <w:rPr>
-          <w:rFonts w:ascii="Times New Roman" w:hAnsi="Times New Roman"/>
-        </w:rPr>
-        <w:t>Punkt 4</w:t>
-      </w:r>
-    </w:p>
-    <w:p>
-      <w:pPr>
-        <w:jc w:val="left"/>
-      </w:pPr>
-      <w:r>
-        <w:t>Im Gespräch mit Leonie Rottkamp, Bertram Kiendl und Jasper Rodenwald wurde deutlich, dass die Produktlinie nicht mit einer einzigen rechtlichen Schublade erfasst werden kann. Die Vellbruck Robotics GmbH liefert Hardware, Steuerungssoftware, Cloudfunktionen, Wartung und gelegentlich eine kundenspezifische Parametrisierung. Beim Betreiber Münchner Feinlogistik GmbH wurden Schutzfelder verändert, ohne dass klar ist, ob dies vom Admin-Panel gedeckt oder nur technisch möglich war. Der Pflegepilot im St.-Ludgerus-Klinikum München-Sendling verschärft die Lage, weil dort Sensorik, vulnerable Personen und medizinische Nähe zusammentreffen.</w:t>
-      </w:r>
-    </w:p>
-    <w:p>
-      <w:pPr>
-        <w:jc w:val="left"/>
-      </w:pPr>
-      <w:r>
-        <w:t>Für die anwaltliche Bearbeitung sollte zu diesem Punkt eine Belegspur angelegt werden: Dokument, Version, Datum, Verfasser, technische Quelle, rechtliche Relevanz und offene Rückfrage. Besonders gefährlich sind Formulierungen wie „selbstlernend“, „voll autonom“, „MDR-ready“, „sicher ohne Schutzzaun“ oder „keine personenbezogenen Daten“, wenn die technische Dokumentation das nicht trägt.</w:t>
-      </w:r>
-    </w:p>
-    <w:p>
-      <w:pPr>
-        <w:pStyle w:val="Heading3"/>
-      </w:pPr>
-      <w:r>
-        <w:rPr>
-          <w:rFonts w:ascii="Times New Roman" w:hAnsi="Times New Roman"/>
-        </w:rPr>
-        <w:t>Punkt 5</w:t>
-      </w:r>
-    </w:p>
-    <w:p>
-      <w:pPr>
-        <w:jc w:val="left"/>
-      </w:pPr>
-      <w:r>
-        <w:t>Im Gespräch mit Leonie Rottkamp, Bertram Kiendl und Jasper Rodenwald wurde deutlich, dass die Produktlinie nicht mit einer einzigen rechtlichen Schublade erfasst werden kann. Die Vellbruck Robotics GmbH liefert Hardware, Steuerungssoftware, Cloudfunktionen, Wartung und gelegentlich eine kundenspezifische Parametrisierung. Beim Betreiber Münchner Feinlogistik GmbH wurden Schutzfelder verändert, ohne dass klar ist, ob dies vom Admin-Panel gedeckt oder nur technisch möglich war. Der Pflegepilot im St.-Ludgerus-Klinikum München-Sendling verschärft die Lage, weil dort Sensorik, vulnerable Personen und medizinische Nähe zusammentreffen.</w:t>
-      </w:r>
-    </w:p>
-    <w:p>
-      <w:pPr>
-        <w:jc w:val="left"/>
-      </w:pPr>
-      <w:r>
-        <w:t>Für die anwaltliche Bearbeitung sollte zu diesem Punkt eine Belegspur angelegt werden: Dokument, Version, Datum, Verfasser, technische Quelle, rechtliche Relevanz und offene Rückfrage. Besonders gefährlich sind Formulierungen wie „selbstlernend“, „voll autonom“, „MDR-ready“, „sicher ohne Schutzzaun“ oder „keine personenbezogenen Daten“, wenn die technische Dokumentation das nicht trägt.</w:t>
-      </w:r>
-    </w:p>
-    <w:p>
-      <w:pPr>
-        <w:pStyle w:val="Heading3"/>
-      </w:pPr>
-      <w:r>
-        <w:rPr>
-          <w:rFonts w:ascii="Times New Roman" w:hAnsi="Times New Roman"/>
-        </w:rPr>
-        <w:t>Punkt 6</w:t>
-      </w:r>
-    </w:p>
-    <w:p>
-      <w:pPr>
-        <w:jc w:val="left"/>
-      </w:pPr>
-      <w:r>
-        <w:t>Im Gespräch mit Leonie Rottkamp, Bertram Kiendl und Jasper Rodenwald wurde deutlich, dass die Produktlinie nicht mit einer einzigen rechtlichen Schublade erfasst werden kann. Die Vellbruck Robotics GmbH liefert Hardware, Steuerungssoftware, Cloudfunktionen, Wartung und gelegentlich eine kundenspezifische Parametrisierung. Beim Betreiber Münchner Feinlogistik GmbH wurden Schutzfelder verändert, ohne dass klar ist, ob dies vom Admin-Panel gedeckt oder nur technisch möglich war. Der Pflegepilot im St.-Ludgerus-Klinikum München-Sendling verschärft die Lage, weil dort Sensorik, vulnerable Personen und medizinische Nähe zusammentreffen.</w:t>
-      </w:r>
-    </w:p>
-    <w:p>
-      <w:pPr>
-        <w:jc w:val="left"/>
-      </w:pPr>
-      <w:r>
-        <w:t>Für die anwaltliche Bearbeitung sollte zu diesem Punkt eine Belegspur angelegt werden: Dokument, Version, Datum, Verfasser, technische Quelle, rechtliche Relevanz und offene Rückfrage. Besonders gefährlich sind Formulierungen wie „selbstlernend“, „voll autonom“, „MDR-ready“, „sicher ohne Schutzzaun“ oder „keine personenbezogenen Daten“, wenn die technische Dokumentation das nicht trägt.</w:t>
-      </w:r>
-    </w:p>
-    <w:p>
-      <w:pPr>
-        <w:pStyle w:val="Heading3"/>
-      </w:pPr>
-      <w:r>
-        <w:rPr>
-          <w:rFonts w:ascii="Times New Roman" w:hAnsi="Times New Roman"/>
-        </w:rPr>
-        <w:t>Punkt 7</w:t>
-      </w:r>
-    </w:p>
-    <w:p>
-      <w:pPr>
-        <w:jc w:val="left"/>
-      </w:pPr>
-      <w:r>
-        <w:t>Im Gespräch mit Leonie Rottkamp, Bertram Kiendl und Jasper Rodenwald wurde deutlich, dass die Produktlinie nicht mit einer einzigen rechtlichen Schublade erfasst werden kann. Die Vellbruck Robotics GmbH liefert Hardware, Steuerungssoftware, Cloudfunktionen, Wartung und gelegentlich eine kundenspezifische Parametrisierung. Beim Betreiber Münchner Feinlogistik GmbH wurden Schutzfelder verändert, ohne dass klar ist, ob dies vom Admin-Panel gedeckt oder nur technisch möglich war. Der Pflegepilot im St.-Ludgerus-Klinikum München-Sendling verschärft die Lage, weil dort Sensorik, vulnerable Personen und medizinische Nähe zusammentreffen.</w:t>
-      </w:r>
-    </w:p>
-    <w:p>
-      <w:pPr>
-        <w:jc w:val="left"/>
-      </w:pPr>
-      <w:r>
-        <w:t>Für die anwaltliche Bearbeitung sollte zu diesem Punkt eine Belegspur angelegt werden: Dokument, Version, Datum, Verfasser, technische Quelle, rechtliche Relevanz und offene Rückfrage. Besonders gefährlich sind Formulierungen wie „selbstlernend“, „voll autonom“, „MDR-ready“, „sicher ohne Schutzzaun“ oder „keine personenbezogenen Daten“, wenn die technische Dokumentation das nicht trägt.</w:t>
+        <w:t>Der Beschluss wird mit Datum, Grundlage und Abstimmungsergebnis protokolliert; er ist Teil der Nachweisführung gegenüber Versicherer und Behörde.</w:t>
       </w:r>
     </w:p>
     <w:p>
@@ -352,7 +177,7 @@
         <w:pStyle w:val="ListBullet"/>
       </w:pPr>
       <w:r>
-        <w:t>Welche Firmware war am Unfalltag tatsächlich aktiv?</w:t>
+        <w:t>Fällt der Reproduktionstest vor dem 12.06.2026 aus?</w:t>
       </w:r>
     </w:p>
     <w:p>
@@ -360,7 +185,7 @@
         <w:pStyle w:val="ListBullet"/>
       </w:pPr>
       <w:r>
-        <w:t>Welche Zweckbestimmung steht in der final ausgelieferten Anleitung?</w:t>
+        <w:t>Trägt der Versicherer die Kosten der Option B mit?</w:t>
       </w:r>
     </w:p>
     <w:p>
@@ -368,23 +193,7 @@
         <w:pStyle w:val="ListBullet"/>
       </w:pPr>
       <w:r>
-        <w:t>Welche Schutzfeldänderungen waren technisch möglich und vertraglich erlaubt?</w:t>
-      </w:r>
-    </w:p>
-    <w:p>
-      <w:pPr>
-        <w:pStyle w:val="ListBullet"/>
-      </w:pPr>
-      <w:r>
-        <w:t>Welche personenbezogenen Daten werden lokal, in der Cloud und in Supporttickets verarbeitet?</w:t>
-      </w:r>
-    </w:p>
-    <w:p>
-      <w:pPr>
-        <w:pStyle w:val="ListBullet"/>
-      </w:pPr>
-      <w:r>
-        <w:t>Welche Aussagen wurden gegenüber Kunden, Behörde und Versicherer bereits gemacht?</w:t>
+        <w:t>Welche Kunden würden bei Option B prioritär umgerüstet?</w:t>
       </w:r>
     </w:p>
     <w:sectPr>
